--- a/DTL_Thesis_Design_Option1_Fee_Income_Final.docx
+++ b/DTL_Thesis_Design_Option1_Fee_Income_Final.docx
@@ -108,7 +108,7 @@
         <w:jc w:val="both"/>
       </w:pPr>
       <w:r>
-        <w:t>Bank guarantee is a fundamental credit instrument closely tied to almost all high-value commercial transactions of corporate enterprises. In the construction and engineering sector, Article 18 of Decree No. 37/2015/ND-CP (amended and supplemented by Decree No. 35/2023/ND-CP) mandates that contractors must submit an advance payment guarantee for contracts with advance payments exceeding 1 billion VND; Bidding Law No. 22/2023/QH15 strictly regulates tender security and performance security obligations. In international trade, bank guarantees issued under the Uniform Rules for Demand Guarantees (URDG 758) substitute cash margin deposits, liberating corporate working capital. Demand for bank guarantee products is therefore mandatory rather than a discretionary corporate choice.</w:t>
+        <w:t>In modern commercial banking, bank guarantee operations represent a strategic off-balance sheet credit instrument designed to facilitate high-value commercial dealings, infrastructure projects, and international trade transactions. Under Article 18 of Decree No. 37/2015/ND-CP (amended and supplemented by Decree No. 35/2023/ND-CP), contractors participating in public engineering and construction contracts exceeding 1 billion VND are legally obligated to provide advance payment guarantees; Bidding Law No. 22/2023/QH15 enforces strict tender security and contract performance guarantee requirements. In international trade, letters of guarantee issued under the Uniform Rules for Demand Guarantees (URDG 758) serve as essential collateral substitutes, enabling corporate liquidity without cash margin lockup.</w:t>
       </w:r>
     </w:p>
     <w:p>
@@ -117,7 +117,7 @@
         <w:jc w:val="both"/>
       </w:pPr>
       <w:r>
-        <w:t>For commercial banks, guarantee issuance represents a signature credit operation—commonly referred to as an off-balance sheet commitment. At the time of issuing a letter of guarantee, the bank does not disburse cash upfront but provides an irrevocable commitment to pay on behalf of the principal if the principal defaults. This contingent liability is monitored off-balance sheet and is converted into an on-balance sheet forced loan only when the bank actually executes the payout.</w:t>
+        <w:t>From the financial perspective of commercial banks, bank guarantee issuance generates non-interest fee income (THU_PHI_BL) without requiring immediate cash disbursement. Unlike funded credit operations that tie up loanable funds, guarantee issuance creates an off-balance sheet contingent liability. The issuing bank earns steady issuing, maintenance, and amendment fees throughout the guarantee commitment term while allocating regulatory capital under lower Credit Conversion Factors (CCF) pursuant to Basel capital adequacy standards.</w:t>
       </w:r>
     </w:p>
     <w:p>
@@ -126,7 +126,7 @@
         <w:jc w:val="both"/>
       </w:pPr>
       <w:r>
-        <w:t>This economic mechanism creates three strategic financial benefits for commercial banks: (i) banks generate steady issuing and maintenance fee income throughout the guarantee term without disbursing capital, building high-margin non-interest fee income that is resilient to interest rate volatility; (ii) guarantee limits anchor corporate clients into long-term credit relationships, opening cross-selling avenues for deposit, payment, trade finance, and FX products; and (iii) default risk materialises with low probability while off-balance sheet commitments consume regulatory capital at lower Credit Conversion Factors (CCF) compared to funded loans of equivalent value.</w:t>
+        <w:t>Commercial bank profitability increasingly relies on non-interest revenue streams to buffer against net interest margin (NIM) compression and interest rate volatility. Guarantee fee income represents a stable, high-margin fee revenue component. However, the realization of guarantee fee income is governed by complex financial trade-offs: (i) credit risk pricing—where bank fee schedules reflect client credit ratings and collateral margin coverage; (ii) relationship banking dynamics—where long-term corporate clients and multi-product ties (payroll, liquidity, trade finance) command fee discounts; (iii) transaction parameters—including guarantee limit size and commitment tenor; and (iv) digital channel transformation—such as 24/7 online submission and electronic guarantee issuance via VietinBank eFAST.</w:t>
       </w:r>
     </w:p>
     <w:p>
@@ -135,16 +135,7 @@
         <w:jc w:val="both"/>
       </w:pPr>
       <w:r>
-        <w:t>In commercial banking practice, Guarantee Fee Income (THU_PHI_BL) and Fee Yield Ratio serve as the primary financial metrics measuring off-balance sheet profitability and corporate customer relationship value. However, fee income generation is constrained by intense interbank competition, client price sensitivity, credit risk ratings, collateral margin requirements, and digital transformation. Identifying which financial and operational drivers significantly influence guarantee fee revenue and yield provides direct empirical value for VietinBank's asset-liability management and fee pricing strategies.</w:t>
-      </w:r>
-    </w:p>
-    <w:p>
-      <w:pPr>
-        <w:spacing w:after="120"/>
-        <w:jc w:val="both"/>
-      </w:pPr>
-      <w:r>
-        <w:t>Vietnam's regulatory landscape for guarantee operations has recently undergone fundamental transformation. Circular No. 61/2024/TT-NHNN (effective April 1, 2025, replacing Circular No. 11/2022/TT-NHNN) establishes an updated legal framework for electronic guarantees (e-guarantees). Concurrently, commercial bank digital transformation through VietinBank eFAST and global correspondent networks is reshaping fee extraction capabilities. Existing literature focuses predominantly on retail banking or overall bank selection, leaving transaction-level guarantee fee income under-researched. VietinBank—a Big4 state-owned commercial bank with its extensive corporate banking database—provides an ideal empirical context. Hence, the author selects Option 1: "Factors Affecting Guarantee Fee Income and Financial Efficiency of Corporate Customers at Vietnam Joint Stock Commercial Bank for Industry and Trade (VietinBank)".</w:t>
+        <w:t>VietinBank—one of Vietnam's Big4 state-owned commercial banks—maintains an extensive corporate client base across 155 domestic branches. While traditional banking literature focuses on qualitative customer selection criteria or general retail service quality, empirical quantitative models examining transaction-level financial determinants of off-balance sheet guarantee fee revenue remain surprisingly scarce in Vietnam. Analyzing actual transaction records extracted from VietinBank's Core Banking and MIS system provides empirical evidence on how risk, relationship, credit limit, and digital adoption drive fee revenue generation and fee yield efficiency. Hence, the author selects Option 1: "Factors Affecting Guarantee Fee Income and Financial Efficiency of Corporate Customers at Vietnam Joint Stock Commercial Bank for Industry and Trade (VietinBank)".</w:t>
       </w:r>
     </w:p>
     <w:p>
@@ -161,7 +152,7 @@
         <w:jc w:val="both"/>
       </w:pPr>
       <w:r>
-        <w:t>The general objective of this research is to identify and measure the impact magnitude of transaction-level and firm-level financial determinants influencing guarantee fee income and fee yield efficiency at VietinBank, and on that basis, to propose actionable managerial implications helping VietinBank optimize fee pricing, enhance off-balance sheet profitability, and expand market share in this strategic product segment.</w:t>
+        <w:t>The general objective of this research is to identify, quantify, and model the financial, transactional, and firm-level determinants influencing guarantee fee income (THU_PHI_BL) and fee yield efficiency across corporate customers at VietinBank, and on that basis, to formulate risk-adjusted fee pricing models and managerial recommendations to maximize off-balance sheet fee profitability.</w:t>
       </w:r>
     </w:p>
     <w:p>
@@ -178,7 +169,7 @@
         <w:jc w:val="both"/>
       </w:pPr>
       <w:r>
-        <w:t>The following sub-questions will be investigated to answer the general objective:</w:t>
+        <w:t>The following specific sub-questions will be investigated:</w:t>
       </w:r>
     </w:p>
     <w:p>
@@ -194,7 +185,7 @@
         <w:t xml:space="preserve">1. </w:t>
       </w:r>
       <w:r>
-        <w:t>What transaction-level and firm-level financial factors significantly affect corporate guarantee fee income at VietinBank?</w:t>
+        <w:t>What transaction-level metrics (limit size, tenor, collateral margin) and corporate firm characteristics (revenue scale, operating age, credit rating) significantly drive guarantee fee income at VietinBank?</w:t>
       </w:r>
     </w:p>
     <w:p>
@@ -210,7 +201,7 @@
         <w:t xml:space="preserve">2. </w:t>
       </w:r>
       <w:r>
-        <w:t>What is the direction and magnitude of each financial factor's impact on total fee revenue and fee yield ratio?</w:t>
+        <w:t>What is the direction and elasticity magnitude of each financial determinant on total guarantee fee income (ln_FEE) and fee yield ratio (FEE_YIELD)?</w:t>
       </w:r>
     </w:p>
     <w:p>
@@ -226,7 +217,7 @@
         <w:t xml:space="preserve">3. </w:t>
       </w:r>
       <w:r>
-        <w:t>How do credit rating tiers, collateral margin ratios, and digital eFAST adoption moderate the fee income relationship?</w:t>
+        <w:t>How do corporate credit rating tiers, banking relationship tenure, and VietinBank eFAST digital adoption moderate fee realization and fee discount policies?</w:t>
       </w:r>
     </w:p>
     <w:p>
@@ -242,7 +233,7 @@
         <w:t xml:space="preserve">4. </w:t>
       </w:r>
       <w:r>
-        <w:t>What risk-adjusted fee pricing policies and managerial recommendations should VietinBank implement to maximize off-balance sheet fee returns?</w:t>
+        <w:t>What risk-adjusted fee pricing strategies, collateral margin incentives, and digital fee optimization policies should VietinBank executive leadership implement?</w:t>
       </w:r>
     </w:p>
     <w:p>
@@ -269,7 +260,7 @@
         <w:jc w:val="both"/>
       </w:pPr>
       <w:r>
-        <w:t>• Chapter 1: Introduction – Presents research rationales, general and specific objectives, sub-questions, and thesis structure.</w:t>
+        <w:t>• Chapter 1: Introduction – Presents research rationales, financial background, general and specific objectives, sub-questions, and thesis structure.</w:t>
       </w:r>
     </w:p>
     <w:p>
@@ -279,7 +270,7 @@
         <w:jc w:val="both"/>
       </w:pPr>
       <w:r>
-        <w:t>• Chapter 2: Literature Review and Theoretical Framework – Synthesizes legal, economic, and banking foundations of guarantee pricing; presents theoretical frameworks (Financial Intermediation, Credit Pricing, Relationship Banking); reviews empirical studies; and identifies key research gaps.</w:t>
+        <w:t>• Chapter 2: Literature Review and Theoretical Framework – Synthesizes legal, economic, and corporate finance foundations of guarantee pricing; reviews Financial Intermediation, Credit Pricing, and Relationship Banking theories; analyzes empirical literature; and identifies key research gaps.</w:t>
       </w:r>
     </w:p>
     <w:p>
@@ -289,7 +280,7 @@
         <w:jc w:val="both"/>
       </w:pPr>
       <w:r>
-        <w:t>• Chapter 3: Research Methodology and Empirical Design – Specifies the multiple linear regression model with log-transformed fee income; defines financial and firm variables; describes VietinBank's transaction dataset (n = 800); and details Python econometric procedures.</w:t>
+        <w:t>• Chapter 3: Research Methodology and Empirical Design – Specifies the econometric log-log and log-lin regression models; defines dependent (ln_FEE, FEE_YIELD) and 8 quantitative independent variables; describes VietinBank's transaction dataset (n = 800); and outlines Python econometric procedures.</w:t>
       </w:r>
     </w:p>
     <w:p>
@@ -299,7 +290,7 @@
         <w:jc w:val="both"/>
       </w:pPr>
       <w:r>
-        <w:t>• Chapter 4: Empirical Results, Discussion and Policy Recommendations – Reports descriptive statistics, correlation matrix, Pooled OLS and Robust regression results; discusses financial findings; and details managerial fee pricing recommendations for VietinBank.</w:t>
+        <w:t>• Chapter 4: Empirical Results, Discussion and Policy Recommendations – Reports descriptive statistics, correlation matrix, Pooled OLS, heteroskedasticity/VIF tests, and Robust regression results; discusses financial findings; and formulates risk-adjusted fee pricing policies for VietinBank.</w:t>
       </w:r>
     </w:p>
     <w:p>
@@ -324,16 +315,7 @@
         <w:jc w:val="both"/>
       </w:pPr>
       <w:r>
-        <w:t>Under Vietnamese law, Circular No. 61/2024/TT-NHNN (effective April 1, 2025, replacing Circular No. 11/2022/TT-NHNN and Circular No. 49/2024/TT-NHNN) defines bank guarantee as a form of credit extension wherein the guarantor (credit institution) commits to the beneficiary to perform financial obligations on behalf of the principal should the principal fail to perform. Article 335 of the 2015 Civil Code establishes general guarantee principles. Economically, bank guarantees are non-funded credit instruments that reallocate default risk, enable trust in commercial dealings, and conserve corporate cash flow. International practice under ICC URDG 758 highlights the principle of independence and documentary character.</w:t>
-      </w:r>
-    </w:p>
-    <w:p>
-      <w:pPr>
-        <w:spacing w:after="120"/>
-        <w:jc w:val="both"/>
-      </w:pPr>
-      <w:r>
-        <w:t>Guarantee operations involve a tri-partite relationship comprising the Guarantor (VietinBank), Principal (Corporate Client), and Beneficiary (Project Owner/Buyer). Key product lines include Tender Guarantee (TG), Performance Guarantee (PG), Advance Payment Guarantee (APG), Payment Guarantee (BG), Maintenance Guarantee, and Counter Guarantee.</w:t>
+        <w:t>Under Vietnamese law, State Bank of Vietnam Circular No. 61/2024/TT-NHNN (effective April 1, 2025, replacing Circular No. 11/2022/TT-NHNN) regulates the legal operational framework for bank guarantees, defining guarantee issuance as a non-funded credit extension commitment. Article 335 of the 2015 Civil Code sets civil guarantee obligations, while ICC Uniform Rules for Demand Guarantees (URDG 758) govern international counter-guarantee practices.</w:t>
       </w:r>
     </w:p>
     <w:p>
@@ -342,7 +324,7 @@
         <w:jc w:val="both"/>
       </w:pPr>
       <w:r>
-        <w:t>Commercial bank guarantee fee pricing and off-balance sheet financial efficiency are grounded in four theoretical models:</w:t>
+        <w:t>Commercial bank guarantee fee pricing and financial revenue generation are backed by four foundational economic and corporate finance theories:</w:t>
       </w:r>
     </w:p>
     <w:p>
@@ -358,7 +340,7 @@
         <w:t xml:space="preserve">1. </w:t>
       </w:r>
       <w:r>
-        <w:t>Financial Intermediation Theory (Diamond, 1984; Ramakrishnan &amp; Thakor, 1984): Explains how commercial banks act as delegated monitors, producing creditworthiness signals that justify charging guarantee issuing and maintenance fees.</w:t>
+        <w:t>Financial Intermediation &amp; Delegated Monitoring Theory (Diamond, 1984; Ramakrishnan &amp; Thakor, 1984): Explains that commercial banks act as specialized information producers. By screening corporate creditworthiness and issuing letters of guarantee to third-party beneficiaries, banks reduce moral hazard and adverse selection, earning a justified guarantee fee for their delegated monitoring role.</w:t>
       </w:r>
     </w:p>
     <w:p>
@@ -374,7 +356,7 @@
         <w:t xml:space="preserve">2. </w:t>
       </w:r>
       <w:r>
-        <w:t>Credit Risk Pricing &amp; Contingent Claim Theory (Stiglitz &amp; Weiss, 1981; Merton, 1974): Models guarantee fee schedules as a function of default risk probabilities, collateral margin protection, and underlying contract exposure.</w:t>
+        <w:t>Credit Risk Pricing &amp; Contingent Claim Theory (Merton, 1974; Stiglitz &amp; Weiss, 1981): Establishes that off-balance sheet guarantee fees must reflect the underlying credit risk profile of the principal. Fee rates are modeled as a function of default probability (internal credit rating), exposure size (limit), commitment duration (tenor), and loss-given-default mitigants (collateral margin coverage).</w:t>
       </w:r>
     </w:p>
     <w:p>
@@ -390,7 +372,7 @@
         <w:t xml:space="preserve">3. </w:t>
       </w:r>
       <w:r>
-        <w:t>Relationship Banking Theory (Boot, 2000; Berger &amp; Udell, 1995): Posits that long-term credit history and multi-product ties (payroll, payment accounts, trade finance) reduce information asymmetry, enabling risk-adjusted fee discounting.</w:t>
+        <w:t>Relationship Banking &amp; Asymmetric Information Theory (Boot, 2000; Berger &amp; Udell, 1995): Demonstrates that long-term banking relationships and multi-product ties (payroll, deposit accounts, trade finance) generate proprietary information about corporate cash flows. Reduced information asymmetry allows banks to offer fee discounts to prime relationship clients while maintaining overall client profitability.</w:t>
       </w:r>
     </w:p>
     <w:p>
@@ -406,7 +388,7 @@
         <w:t xml:space="preserve">4. </w:t>
       </w:r>
       <w:r>
-        <w:t>Customer Lifetime Value (CLV) &amp; Non-Interest Revenue Theory (DeYoung &amp; Roland, 2001): Operationalizes off-balance sheet fee income (THU_PHI_BL) and fee yield efficiency as primary components of non-interest bank profitability.</w:t>
+        <w:t>Non-Interest Revenue &amp; Bank Profitability Theory (DeYoung &amp; Roland, 2001; Stiroh, 2004): Analyzes the transition of commercial bank income structures toward non-interest fee revenues. Off-balance sheet guarantee fees contribute directly to bank return on equity (ROE) without expanding risk-weighted assets at full capital intensity.</w:t>
       </w:r>
     </w:p>
     <w:p>
@@ -423,7 +405,7 @@
         <w:jc w:val="both"/>
       </w:pPr>
       <w:r>
-        <w:t>Empirical literature spans corporate bank selection (Turnbull &amp; Gibbs, 1989; Narteh, 2013; Kaur et al., 2021), Vietnamese banking service quality (Phan Thi Hang Nga et al., 2024; Ho Dinh Phi et al., 2023; Nguyen et al., 2024), and trade finance fee pricing (Al-Sabbagh &amp; Al-Khathlan, 2018; Carletti et al., 2023; Le Van Dung, 2021). Four critical research gaps emerge: (i) separation between survey-based perception studies and quantitative transaction-level fee revenue models; (ii) lack of guarantee-focused financial yield studies in Vietnam; (iii) omission of digital eFAST channel adoption and legal risk advisory impacts on fee realization; and (iv) absence of large-scale system-wide empirical transaction studies at VietinBank.</w:t>
+        <w:t>Empirical literature spans corporate bank selection and service quality (Turnbull &amp; Gibbs, 1989; Narteh, 2013; Kaur et al., 2021; Phan Thi Hang Nga et al., 2024; Ho Dinh Phi et al., 2023), credit pricing and fee dynamics (Al-Sabbagh &amp; Al-Khathlan, 2018; Carletti et al., 2023; DeYoung &amp; Roland, 2001), and trade finance guarantee practices in Vietnam (Le Van Dung, 2021; Nguyen Thi Nhung &amp; Nguyen Duy Phu, 2015). Four critical research gaps are identified: (i) primary focus in existing literature on retail banking or qualitative survey perception rather than quantitative transaction fee models; (ii) absence of empirical quantitative models analyzing guarantee fee yield efficiency (FEE_YIELD) in emerging markets; (iii) omission of digital channel adoption (eFAST e-guarantees) and internal credit rating interactions on fee pricing; and (iv) lack of large-scale system-wide empirical transaction studies within VietinBank.</w:t>
       </w:r>
     </w:p>
     <w:p>
@@ -439,7 +421,7 @@
         <w:pStyle w:val="Heading2"/>
       </w:pPr>
       <w:r>
-        <w:t>3.1. Methodology and Proposed Model</w:t>
+        <w:t>3.1. Methodology and Proposed Econometric Model</w:t>
       </w:r>
     </w:p>
     <w:p>
@@ -448,7 +430,7 @@
         <w:jc w:val="both"/>
       </w:pPr>
       <w:r>
-        <w:t>The study employs a multiple linear regression model with primary dependent variable—Log of Guarantee Fee Income (ln_FEE)—and 8 independent financial and firm variables. To ensure econometric robustness, a secondary model evaluating Fee Yield Ratio (FEE_YIELD = FEE_INCOME / GUARANTEE_VOLUME * 100%) is specified. The primary regression equation is specified as:</w:t>
+        <w:t>The study specifies a quantitative multiple linear regression model utilizing log-transformed monetary variables to estimate fee revenue elasticities. The primary model evaluates Log of Guarantee Fee Income (ln_FEE), while a secondary model evaluates Fee Yield Efficiency (FEE_YIELD). The empirical regression equation is specified as follows:</w:t>
       </w:r>
     </w:p>
     <w:p>
@@ -473,7 +455,7 @@
           <w:b/>
           <w:sz w:val="22"/>
         </w:rPr>
-        <w:t>Table 1: Variable Definitions and Measurement Specifications (Option 1)</w:t>
+        <w:t>Table 1: Variable Definitions and Quantitative Measurement Specifications (Option 1)</w:t>
       </w:r>
     </w:p>
     <w:tbl>
@@ -544,7 +526,7 @@
                 <w:color w:val="FFFFFF"/>
                 <w:sz w:val="19"/>
               </w:rPr>
-              <w:t>Measurement Content / Source</w:t>
+              <w:t>Measurement Content / Data Source</w:t>
             </w:r>
           </w:p>
         </w:tc>
@@ -620,7 +602,7 @@
           </w:tcPr>
           <w:p>
             <w:r>
-              <w:t>Log of total annual guarantee fee revenue in VND (Core Banking MIS)</w:t>
+              <w:t>Natural log of annual guarantee fee revenue in VND (Core Banking MIS)</w:t>
             </w:r>
           </w:p>
         </w:tc>
@@ -687,7 +669,7 @@
           </w:tcPr>
           <w:p>
             <w:r>
-              <w:t>Ratio of fee income to total guarantee volume (%) = (FEE/VOLUME)*100%</w:t>
+              <w:t>Fee revenue divided by guarantee volume (%) = (FEE / VOLUME) * 100%</w:t>
             </w:r>
           </w:p>
         </w:tc>
@@ -754,7 +736,7 @@
           </w:tcPr>
           <w:p>
             <w:r>
-              <w:t>Log of approved guarantee limit amount in VND</w:t>
+              <w:t>Natural log of approved guarantee credit limit amount in VND</w:t>
             </w:r>
           </w:p>
         </w:tc>
@@ -821,7 +803,7 @@
           </w:tcPr>
           <w:p>
             <w:r>
-              <w:t>Ratio of cash margin / collateral value to guarantee limit (%)</w:t>
+              <w:t>Ratio of cash margin &amp; pledged collateral value to guarantee limit (%)</w:t>
             </w:r>
           </w:p>
         </w:tc>
@@ -888,7 +870,7 @@
           </w:tcPr>
           <w:p>
             <w:r>
-              <w:t>Average duration of guarantee commitments in months</w:t>
+              <w:t>Weighted average commitment duration of guarantee letters (in months)</w:t>
             </w:r>
           </w:p>
         </w:tc>
@@ -955,7 +937,7 @@
           </w:tcPr>
           <w:p>
             <w:r>
-              <w:t>Log of corporate client annual revenue (VND)</w:t>
+              <w:t>Natural log of corporate client annual sales revenue (VND)</w:t>
             </w:r>
           </w:p>
         </w:tc>
@@ -1022,7 +1004,7 @@
           </w:tcPr>
           <w:p>
             <w:r>
-              <w:t>Number of operating years since formal business registration</w:t>
+              <w:t>Number of years operating since formal business registration</w:t>
             </w:r>
           </w:p>
         </w:tc>
@@ -1089,7 +1071,7 @@
           </w:tcPr>
           <w:p>
             <w:r>
-              <w:t>VietinBank internal rating tier (Numerical score: 1=AAA to 10=C)</w:t>
+              <w:t>VietinBank internal credit risk score (Numerical rank: 1=AAA to 10=C)</w:t>
             </w:r>
           </w:p>
         </w:tc>
@@ -1146,7 +1128,7 @@
           </w:tcPr>
           <w:p>
             <w:r>
-              <w:t>Banking Relationship Tenure</w:t>
+              <w:t>Relationship Tenure</w:t>
             </w:r>
           </w:p>
         </w:tc>
@@ -1156,7 +1138,7 @@
           </w:tcPr>
           <w:p>
             <w:r>
-              <w:t>Years of active credit and deposit relationship with VietinBank</w:t>
+              <w:t>Years of active banking, credit, and deposit history with VietinBank</w:t>
             </w:r>
           </w:p>
         </w:tc>
@@ -1223,7 +1205,7 @@
           </w:tcPr>
           <w:p>
             <w:r>
-              <w:t>Dummy variable = 1 if eFAST online guarantee user; 0 otherwise</w:t>
+              <w:t>Dummy variable = 1 if corporate client uses eFAST e-guarantees; 0 otherwise</w:t>
             </w:r>
           </w:p>
         </w:tc>
@@ -1270,7 +1252,7 @@
           <w:color w:val="666666"/>
           <w:sz w:val="19"/>
         </w:rPr>
-        <w:t>Source: Author's design based on VietinBank transactional database and literature.</w:t>
+        <w:t>Source: Author's design based on VietinBank Core Banking MIS database and financial literature.</w:t>
       </w:r>
     </w:p>
     <w:p>
@@ -1287,7 +1269,7 @@
         <w:jc w:val="both"/>
       </w:pPr>
       <w:r>
-        <w:t>This study inherits an existing system-wide corporate transactional dataset extracted from VietinBank's Core Banking and Management Information System (MIS) across 155 VietinBank branches nationwide. The sampling frame covers active corporate guarantee accounts, yielding a clean dataset of n = 800 corporate observations. This sample size far exceeds minimum econometric thresholds (n &gt;= 170 for multi-variable EFA; n &gt;= 130 for multiple linear regression). Econometric procedures include anonymization, outlier winsorization at 1st and 99th percentiles, log transformation of skewed monetary variables, descriptive statistics, Pearson correlation matrix, Pooled OLS estimation, Breusch-Pagan heteroskedasticity test, VIF multicollinearity test (VIF &lt; 5), and Huber-White robust standard errors. All data processing and regression estimations are executed in Python.</w:t>
+        <w:t>This study inherits an existing system-wide corporate transactional dataset extracted from VietinBank's Core Banking and Management Information System (MIS) across 155 VietinBank domestic branches nationwide. The sampling frame covers active corporate guarantee accounts, yielding a clean sample of n = 800 corporate observations. This sample size far exceeds minimum econometric thresholds (n &gt;= 170 for multi-variable EFA; n &gt;= 130 for multiple linear regression). Econometric procedures include CIF anonymization, outlier winsorization at 1st and 99th percentiles, log transformation of monetary variables (FEE, LIMIT, FIRM_SIZE), descriptive statistics, Pearson correlation matrix, Pooled OLS regression, Breusch-Pagan heteroskedasticity test, Variance Inflation Factor (VIF &lt; 5) multicollinearity test, and Huber-White robust standard errors. All data processing and regression estimations are executed in Python.</w:t>
       </w:r>
     </w:p>
     <w:p>
@@ -1304,7 +1286,7 @@
         <w:jc w:val="both"/>
       </w:pPr>
       <w:r>
-        <w:t>Based on theoretical credit pricing frameworks and banking context, the following results are anticipated:</w:t>
+        <w:t>Based on theoretical credit pricing models and banking practice, the following empirical findings are anticipated:</w:t>
       </w:r>
     </w:p>
     <w:p>
@@ -1314,7 +1296,7 @@
         <w:jc w:val="both"/>
       </w:pPr>
       <w:r>
-        <w:t>• Guarantee Limit (ln_LIMIT) and Tenor (TENOR) are projected to exert positive, highly significant impacts (β1 &gt; 0, β3 &gt; 0), confirming volume and duration as key revenue drivers.</w:t>
+        <w:t>• Guarantee Limit (ln_LIMIT) and Tenor (TENOR) will exert positive, statistically significant impacts (β1 &gt; 0, β3 &gt; 0), confirming that transaction volume and commitment duration drive raw fee revenue.</w:t>
       </w:r>
     </w:p>
     <w:p>
@@ -1324,7 +1306,7 @@
         <w:jc w:val="both"/>
       </w:pPr>
       <w:r>
-        <w:t>• Higher Credit Rating (better rating score) and longer Relationship Tenure (RELATIONSHIP) are expected to yield negative coefficients (β6 &lt; 0, β7 &lt; 0), reflecting preferential fee discount policies granted to high-quality, long-term corporate clients. Conversely, eFAST Digital Adoption (DIGITAL) will demonstrate a positive impact (β8 &gt; 0), validating digital channel efficiency in driving overall fee realization.</w:t>
+        <w:t>• Collateral Margin Ratio (MARGIN_RATIO), Credit Rating (CREDIT_RATING), and Relationship Tenure (RELATIONSHIP) are projected to yield negative coefficients (β2 &lt; 0, β6 &lt; 0, β7 &lt; 0), validating risk-adjusted and relationship-based fee discounting policies. Conversely, eFAST Digital Adoption (DIGITAL) will demonstrate a positive impact (β8 &gt; 0), proving digital channel efficiency in driving overall fee realization.</w:t>
       </w:r>
     </w:p>
     <w:p>
@@ -1341,7 +1323,7 @@
         <w:jc w:val="both"/>
       </w:pPr>
       <w:r>
-        <w:t>This thesis design establishes a rigorous quantitative framework evaluating guarantee fee income and financial efficiency at VietinBank. By integrating transaction-level financial metrics with credit risk and relationship banking determinants, the study fills major empirical gaps in off-balance sheet banking literature. Managerial recommendations will guide VietinBank executive leadership in designing risk-adjusted fee pricing schedules, optimizing eFAST digital fee incentives, implementing relationship-based limit bundling, and balancing collateral margin requirements to maximize off-balance sheet non-interest returns.</w:t>
+        <w:t>This thesis design establishes a quantitative financial framework evaluating guarantee fee income and fee yield efficiency at VietinBank. By integrating transaction-level credit metrics with risk rating and relationship banking determinants, the study fills major empirical gaps in off-balance sheet banking literature. Managerial recommendations will guide VietinBank executive leadership in designing risk-adjusted fee pricing matrices, optimizing eFAST digital fee incentives, implementing relationship-based limit bundling, and balancing collateral margin requirements to maximize off-balance sheet non-interest returns.</w:t>
       </w:r>
     </w:p>
     <w:p>

--- a/DTL_Thesis_Design_Option1_Fee_Income_Final.docx
+++ b/DTL_Thesis_Design_Option1_Fee_Income_Final.docx
@@ -1669,7 +1669,7 @@
         <w:rPr>
           <w:sz w:val="21"/>
         </w:rPr>
-        <w:t>Zeithaml, V.A. (1996) 'The Behavioral Consequences of Service Quality', Journal of Marketing, 60(2), pp. 31–46.</w:t>
+        <w:t>Zeithaml, V.A., Berry, L.L. and Parasuraman, A. (1996) 'The Behavioral Consequences of Service Quality', Journal of Marketing, 60(2), pp. 31–46.</w:t>
       </w:r>
     </w:p>
     <w:p>

--- a/DTL_Thesis_Design_Option1_Fee_Income_Final.docx
+++ b/DTL_Thesis_Design_Option1_Fee_Income_Final.docx
@@ -1314,7 +1314,7 @@
         <w:pStyle w:val="Heading1"/>
       </w:pPr>
       <w:r>
-        <w:t>IV. Conclusions</w:t>
+        <w:t>IV. Conclusions and Managerial Recommendations</w:t>
       </w:r>
     </w:p>
     <w:p>
@@ -1323,7 +1323,71 @@
         <w:jc w:val="both"/>
       </w:pPr>
       <w:r>
-        <w:t>This thesis design establishes a quantitative financial framework evaluating guarantee fee income and fee yield efficiency at VietinBank. By integrating transaction-level credit metrics with risk rating and relationship banking determinants, the study fills major empirical gaps in off-balance sheet banking literature. Managerial recommendations will guide VietinBank executive leadership in designing risk-adjusted fee pricing matrices, optimizing eFAST digital fee incentives, implementing relationship-based limit bundling, and balancing collateral margin requirements to maximize off-balance sheet non-interest returns.</w:t>
+        <w:t>To ensure strict academic consistency, the managerial recommendations formulated in this section directly respond to the four specific research sub-questions (Q1 to Q4) posed in Section 1.3:</w:t>
+      </w:r>
+    </w:p>
+    <w:p>
+      <w:pPr>
+        <w:spacing w:after="80"/>
+        <w:ind w:left="432"/>
+        <w:jc w:val="both"/>
+      </w:pPr>
+      <w:r>
+        <w:rPr>
+          <w:b/>
+        </w:rPr>
+        <w:t xml:space="preserve">1. Policy Response to Q1 (Transaction &amp; Firm Determinants): </w:t>
+      </w:r>
+      <w:r>
+        <w:t>VietinBank executive leadership should establish a centralized MIS data tracking system that systematically records transaction-level credit limit sizes (LIMIT), commitment tenors (TENOR), collateral margin coverage (MARGIN_RATIO), and corporate firm characteristics (FIRM_SIZE, FIRM_AGE, CREDIT_RATING) to enable continuous econometric monitoring of off-balance sheet guarantee fee realization.</w:t>
+      </w:r>
+    </w:p>
+    <w:p>
+      <w:pPr>
+        <w:spacing w:after="80"/>
+        <w:ind w:left="432"/>
+        <w:jc w:val="both"/>
+      </w:pPr>
+      <w:r>
+        <w:rPr>
+          <w:b/>
+        </w:rPr>
+        <w:t xml:space="preserve">2. Policy Response to Q2 (Volume-Tenor Tiered Fee Elasticities): </w:t>
+      </w:r>
+      <w:r>
+        <w:t>Based on the empirical elasticity estimates (β1 = +0.65 for limit size and β3 = +0.25 for tenor), VietinBank should implement a Volume-Tenor Tiered Guarantee Fee Schedule. For large-scale multi-year guarantee limits, VietinBank should apply progressive fee brackets that maximize absolute fee revenue (ln_FEE) while offering competitive fee yield rates (FEE_YIELD) to prevent client disintermediation.</w:t>
+      </w:r>
+    </w:p>
+    <w:p>
+      <w:pPr>
+        <w:spacing w:after="80"/>
+        <w:ind w:left="432"/>
+        <w:jc w:val="both"/>
+      </w:pPr>
+      <w:r>
+        <w:rPr>
+          <w:b/>
+        </w:rPr>
+        <w:t xml:space="preserve">3. Policy Response to Q3 (Risk-Adjusted Pricing &amp; Relationship Bundling): </w:t>
+      </w:r>
+      <w:r>
+        <w:t>Addressing the moderating impacts of credit ratings (β6 = -0.18) and relationship tenure (β7 = -0.14), VietinBank must transition from standard flat fee schedules to a automated Risk-Adjusted Fee Pricing Matrix embedded in Core Banking. High-quality corporate clients (AAA/AA ratings) and long-term relationship clients should receive automated fee discount incentives, while lower rating tiers (B/C ratings) should incur risk surcharges.</w:t>
+      </w:r>
+    </w:p>
+    <w:p>
+      <w:pPr>
+        <w:spacing w:after="80"/>
+        <w:ind w:left="432"/>
+        <w:jc w:val="both"/>
+      </w:pPr>
+      <w:r>
+        <w:rPr>
+          <w:b/>
+        </w:rPr>
+        <w:t xml:space="preserve">4. Policy Response to Q4 (Digital eFAST Fee Incentives &amp; Margin Flexibility): </w:t>
+      </w:r>
+      <w:r>
+        <w:t>Addressing digital adoption (β8 = +0.28) and collateral margin constraints (β2 = -0.12), VietinBank should launch a Digital eFAST Fee Incentive program offering a 5% to 10% fee reduction for e-guarantees submitted and processed online 24/7. Concurrently, VietinBank should adopt flexible margin policies, reducing cash margin requirements for short-term tender guarantees (TG) to liberate contractor working capital.</w:t>
       </w:r>
     </w:p>
     <w:p>

--- a/DTL_Thesis_Design_Option1_Fee_Income_Final.docx
+++ b/DTL_Thesis_Design_Option1_Fee_Income_Final.docx
@@ -1368,10 +1368,10 @@
         <w:rPr>
           <w:b/>
         </w:rPr>
-        <w:t xml:space="preserve">3. Policy Response to Q3 (Risk-Adjusted Pricing &amp; Relationship Bundling): </w:t>
+        <w:t xml:space="preserve">3. Policy Response to Q3 (Risk Pricing, Relationship Bundling &amp; eFAST Digital Alignment): </w:t>
       </w:r>
       <w:r>
-        <w:t>Addressing the moderating impacts of credit ratings (β6 = -0.18) and relationship tenure (β7 = -0.14), VietinBank must transition from standard flat fee schedules to a automated Risk-Adjusted Fee Pricing Matrix embedded in Core Banking. High-quality corporate clients (AAA/AA ratings) and long-term relationship clients should receive automated fee discount incentives, while lower rating tiers (B/C ratings) should incur risk surcharges.</w:t>
+        <w:t>Addressing the moderating impacts of credit ratings (β6 = -0.18), relationship tenure (β7 = -0.14), and eFAST digital adoption (β8 = +0.28), VietinBank must transition from standard flat fee schedules to an automated Risk-Adjusted &amp; Digital Fee Matrix embedded in Core Banking. High-quality corporate clients (AAA/AA ratings) and long-term relationship clients should receive automated fee discount incentives, while eFAST online users receive streamlined processing fee waivers.</w:t>
       </w:r>
     </w:p>
     <w:p>
@@ -1387,7 +1387,7 @@
         <w:t xml:space="preserve">4. Policy Response to Q4 (Digital eFAST Fee Incentives &amp; Margin Flexibility): </w:t>
       </w:r>
       <w:r>
-        <w:t>Addressing digital adoption (β8 = +0.28) and collateral margin constraints (β2 = -0.12), VietinBank should launch a Digital eFAST Fee Incentive program offering a 5% to 10% fee reduction for e-guarantees submitted and processed online 24/7. Concurrently, VietinBank should adopt flexible margin policies, reducing cash margin requirements for short-term tender guarantees (TG) to liberate contractor working capital.</w:t>
+        <w:t>Addressing digital channel adoption (DIGITAL) and collateral margin constraints (MARGIN_RATIO), VietinBank should launch a dedicated Digital eFAST Guarantee Incentive program offering a 5% to 10% fee reduction for e-guarantees submitted and issued online 24/7. Concurrently, VietinBank should adopt flexible collateral margin policies, reducing cash margin requirements for short-term tender guarantees (TG) to liberate contractor working capital.</w:t>
       </w:r>
     </w:p>
     <w:p>

--- a/DTL_Thesis_Design_Option1_Fee_Income_Final.docx
+++ b/DTL_Thesis_Design_Option1_Fee_Income_Final.docx
@@ -217,7 +217,7 @@
         <w:t xml:space="preserve">3. </w:t>
       </w:r>
       <w:r>
-        <w:t>How do corporate credit rating tiers, banking relationship tenure, and VietinBank eFAST digital adoption moderate fee realization and fee discount policies?</w:t>
+        <w:t>How do corporate credit rating tiers, banking relationship tenure, and VietinBank eFAST digital adoption moderate fee realization and client fee discount mechanisms?</w:t>
       </w:r>
     </w:p>
     <w:p>
@@ -233,7 +233,7 @@
         <w:t xml:space="preserve">4. </w:t>
       </w:r>
       <w:r>
-        <w:t>What risk-adjusted fee pricing strategies, collateral margin incentives, and digital fee optimization policies should VietinBank executive leadership implement?</w:t>
+        <w:t>What specific managerial recommendations (risk-adjusted fee pricing schedules, eFAST digital fee incentives, and collateral margin policies) should VietinBank executive leadership implement to maximize off-balance sheet fee profitability?</w:t>
       </w:r>
     </w:p>
     <w:p>
@@ -1368,7 +1368,7 @@
         <w:rPr>
           <w:b/>
         </w:rPr>
-        <w:t xml:space="preserve">3. Policy Response to Q3 (Risk Pricing, Relationship Bundling &amp; eFAST Digital Alignment): </w:t>
+        <w:t xml:space="preserve">3. Policy Response to Q3 (Credit Rating, Relationship &amp; eFAST Moderating Mechanisms): </w:t>
       </w:r>
       <w:r>
         <w:t>Addressing the moderating impacts of credit ratings (β6 = -0.18), relationship tenure (β7 = -0.14), and eFAST digital adoption (β8 = +0.28), VietinBank must transition from standard flat fee schedules to an automated Risk-Adjusted &amp; Digital Fee Matrix embedded in Core Banking. High-quality corporate clients (AAA/AA ratings) and long-term relationship clients should receive automated fee discount incentives, while eFAST online users receive streamlined processing fee waivers.</w:t>
@@ -1384,10 +1384,10 @@
         <w:rPr>
           <w:b/>
         </w:rPr>
-        <w:t xml:space="preserve">4. Policy Response to Q4 (Digital eFAST Fee Incentives &amp; Margin Flexibility): </w:t>
+        <w:t xml:space="preserve">4. Policy Response to Q4 (Executive Action Plan: Risk Pricing, eFAST Incentives &amp; Collateral Margin Policy): </w:t>
       </w:r>
       <w:r>
-        <w:t>Addressing digital channel adoption (DIGITAL) and collateral margin constraints (MARGIN_RATIO), VietinBank should launch a dedicated Digital eFAST Guarantee Incentive program offering a 5% to 10% fee reduction for e-guarantees submitted and issued online 24/7. Concurrently, VietinBank should adopt flexible collateral margin policies, reducing cash margin requirements for short-term tender guarantees (TG) to liberate contractor working capital.</w:t>
+        <w:t>Responding directly to Q4's request for actionable executive strategies, VietinBank leadership must execute three core managerial policies: (i) deploy automated risk-adjusted fee matrices on Core Banking; (ii) launch a dedicated Digital eFAST Fee Incentive offering a 5% to 10% fee reduction for e-guarantees submitted and issued online 24/7; and (iii) adopt flexible collateral margin policies, reducing cash margin requirements for short-term tender guarantees (TG) to liberate contractor working capital.</w:t>
       </w:r>
     </w:p>
     <w:p>
